--- a/Reports/word/ИУ8-105_Шекунов_л2.docx
+++ b/Reports/word/ИУ8-105_Шекунов_л2.docx
@@ -314,7 +314,25 @@
               <w:szCs w:val="28"/>
               <w:u w:val="single"/>
             </w:rPr>
-            <w:t>ФАКУЛЬТЕТ      «Информатика и системы управления» (ИУ)</w:t>
+            <w:t xml:space="preserve">ФАКУЛЬТЕТ   </w:t>
+          </w:r>
+          <w:proofErr w:type="gramStart"/>
+          <w:r>
+            <w:rPr>
+              <w:rFonts w:cs="Times New Roman"/>
+              <w:szCs w:val="28"/>
+              <w:u w:val="single"/>
+            </w:rPr>
+            <w:t xml:space="preserve">   «</w:t>
+          </w:r>
+          <w:proofErr w:type="gramEnd"/>
+          <w:r>
+            <w:rPr>
+              <w:rFonts w:cs="Times New Roman"/>
+              <w:szCs w:val="28"/>
+              <w:u w:val="single"/>
+            </w:rPr>
+            <w:t>Информатика и системы управления» (ИУ)</w:t>
           </w:r>
         </w:p>
         <w:p>
@@ -333,7 +351,16 @@
               <w:szCs w:val="28"/>
               <w:u w:val="single"/>
             </w:rPr>
-            <w:t xml:space="preserve">КАФЕДРА            </w:t>
+            <w:t xml:space="preserve">КАФЕДРА         </w:t>
+          </w:r>
+          <w:proofErr w:type="gramStart"/>
+          <w:r>
+            <w:rPr>
+              <w:rFonts w:cs="Times New Roman"/>
+              <w:szCs w:val="28"/>
+              <w:u w:val="single"/>
+            </w:rPr>
+            <w:t xml:space="preserve">   </w:t>
           </w:r>
           <w:r>
             <w:rPr>
@@ -342,7 +369,17 @@
               <w:szCs w:val="28"/>
               <w:u w:val="single"/>
             </w:rPr>
-            <w:t>«Информационная безопасность» (ИУ8)</w:t>
+            <w:t>«</w:t>
+          </w:r>
+          <w:proofErr w:type="gramEnd"/>
+          <w:r>
+            <w:rPr>
+              <w:rFonts w:cs="Times New Roman"/>
+              <w:iCs/>
+              <w:szCs w:val="28"/>
+              <w:u w:val="single"/>
+            </w:rPr>
+            <w:t>Информационная безопасность» (ИУ8)</w:t>
           </w:r>
         </w:p>
         <w:p>
@@ -1220,7 +1257,23 @@
               <w:rFonts w:eastAsia="Times New Roman"/>
               <w:szCs w:val="28"/>
             </w:rPr>
-            <w:t xml:space="preserve">  Студент:                       ИУ8-</w:t>
+            <w:t xml:space="preserve">  </w:t>
+          </w:r>
+          <w:proofErr w:type="gramStart"/>
+          <w:r>
+            <w:rPr>
+              <w:rFonts w:eastAsia="Times New Roman"/>
+              <w:szCs w:val="28"/>
+            </w:rPr>
+            <w:t xml:space="preserve">Студент:   </w:t>
+          </w:r>
+          <w:proofErr w:type="gramEnd"/>
+          <w:r>
+            <w:rPr>
+              <w:rFonts w:eastAsia="Times New Roman"/>
+              <w:szCs w:val="28"/>
+            </w:rPr>
+            <w:t xml:space="preserve">                    ИУ8-</w:t>
           </w:r>
           <w:r>
             <w:rPr>
@@ -1330,14 +1383,7 @@
           <w:rFonts w:cs="Times New Roman"/>
           <w:szCs w:val="28"/>
         </w:rPr>
-        <w:t>Н</w:t>
-      </w:r>
-      <w:r>
-        <w:rPr>
-          <w:rFonts w:cs="Times New Roman"/>
-          <w:szCs w:val="28"/>
-        </w:rPr>
-        <w:t>айти оптимальные стратегии непрерывной выпукло-вогнутой антагонистической игры аналитическим и численным методами.</w:t>
+        <w:t>Найти оптимальные стратегии непрерывной выпукло-вогнутой антагонистической игры аналитическим и численным методами.</w:t>
       </w:r>
     </w:p>
     <w:p>
@@ -1393,21 +1439,7 @@
               <w:rFonts w:ascii="Cambria Math" w:hAnsi="Cambria Math" w:cs="Times New Roman"/>
               <w:szCs w:val="28"/>
             </w:rPr>
-            <m:t>0≤x≤1</m:t>
-          </m:r>
-          <m:r>
-            <w:rPr>
-              <w:rFonts w:ascii="Cambria Math" w:hAnsi="Cambria Math" w:cs="Times New Roman"/>
-              <w:szCs w:val="28"/>
-            </w:rPr>
-            <m:t xml:space="preserve">,  </m:t>
-          </m:r>
-          <m:r>
-            <w:rPr>
-              <w:rFonts w:ascii="Cambria Math" w:hAnsi="Cambria Math" w:cs="Times New Roman"/>
-              <w:szCs w:val="28"/>
-            </w:rPr>
-            <m:t>0≤y≤1</m:t>
+            <m:t>0≤x≤1,  0≤y≤1</m:t>
           </m:r>
         </m:oMath>
       </m:oMathPara>
@@ -1445,28 +1477,7 @@
               <w:rFonts w:ascii="Cambria Math" w:hAnsi="Cambria Math" w:cs="Times New Roman"/>
               <w:szCs w:val="28"/>
             </w:rPr>
-            <m:t>H</m:t>
-          </m:r>
-          <m:r>
-            <w:rPr>
-              <w:rFonts w:ascii="Cambria Math" w:hAnsi="Cambria Math" w:cs="Times New Roman"/>
-              <w:szCs w:val="28"/>
-            </w:rPr>
-            <m:t>(</m:t>
-          </m:r>
-          <m:r>
-            <w:rPr>
-              <w:rFonts w:ascii="Cambria Math" w:hAnsi="Cambria Math" w:cs="Times New Roman"/>
-              <w:szCs w:val="28"/>
-            </w:rPr>
-            <m:t>x,y)</m:t>
-          </m:r>
-          <m:r>
-            <w:rPr>
-              <w:rFonts w:ascii="Cambria Math" w:hAnsi="Cambria Math" w:cs="Times New Roman"/>
-              <w:szCs w:val="28"/>
-            </w:rPr>
-            <m:t>=</m:t>
+            <m:t>H(x,y)=</m:t>
           </m:r>
           <m:sSup>
             <m:sSupPr>
@@ -1826,14 +1837,7 @@
               <w:rFonts w:ascii="Cambria Math" w:hAnsi="Cambria Math" w:cs="Times New Roman"/>
               <w:szCs w:val="28"/>
             </w:rPr>
-            <m:t>​</m:t>
-          </m:r>
-          <m:r>
-            <w:rPr>
-              <w:rFonts w:ascii="Cambria Math" w:hAnsi="Cambria Math" w:cs="Times New Roman"/>
-              <w:szCs w:val="28"/>
-            </w:rPr>
-            <m:t>,e=-</m:t>
+            <m:t>​,e=-</m:t>
           </m:r>
           <m:f>
             <m:fPr>
@@ -1907,35 +1911,7 @@
               <w:rFonts w:ascii="Cambria Math" w:hAnsi="Cambria Math" w:cs="Times New Roman"/>
               <w:szCs w:val="28"/>
             </w:rPr>
-            <m:t>H</m:t>
-          </m:r>
-          <m:r>
-            <w:rPr>
-              <w:rFonts w:ascii="Cambria Math" w:hAnsi="Cambria Math" w:cs="Times New Roman"/>
-              <w:szCs w:val="28"/>
-            </w:rPr>
-            <m:t>(</m:t>
-          </m:r>
-          <m:r>
-            <w:rPr>
-              <w:rFonts w:ascii="Cambria Math" w:hAnsi="Cambria Math" w:cs="Times New Roman"/>
-              <w:szCs w:val="28"/>
-            </w:rPr>
-            <m:t>x,y)</m:t>
-          </m:r>
-          <m:r>
-            <w:rPr>
-              <w:rFonts w:ascii="Cambria Math" w:hAnsi="Cambria Math" w:cs="Times New Roman"/>
-              <w:szCs w:val="28"/>
-            </w:rPr>
-            <m:t>=</m:t>
-          </m:r>
-          <m:r>
-            <w:rPr>
-              <w:rFonts w:ascii="Cambria Math" w:hAnsi="Cambria Math" w:cs="Times New Roman"/>
-              <w:szCs w:val="28"/>
-            </w:rPr>
-            <m:t>-4</m:t>
+            <m:t>H(x,y)=-4</m:t>
           </m:r>
           <m:sSup>
             <m:sSupPr>
@@ -2043,14 +2019,7 @@
               <w:rFonts w:ascii="Cambria Math" w:hAnsi="Cambria Math" w:cs="Times New Roman"/>
               <w:szCs w:val="28"/>
             </w:rPr>
-            <m:t>​</m:t>
-          </m:r>
-          <m:r>
-            <w:rPr>
-              <w:rFonts w:ascii="Cambria Math" w:hAnsi="Cambria Math" w:cs="Times New Roman"/>
-              <w:szCs w:val="28"/>
-            </w:rPr>
-            <m:t>x-</m:t>
+            <m:t>​x-</m:t>
           </m:r>
           <m:f>
             <m:fPr>
@@ -2086,14 +2055,7 @@
               <w:rFonts w:ascii="Cambria Math" w:hAnsi="Cambria Math" w:cs="Times New Roman"/>
               <w:szCs w:val="28"/>
             </w:rPr>
-            <m:t>​</m:t>
-          </m:r>
-          <m:r>
-            <w:rPr>
-              <w:rFonts w:ascii="Cambria Math" w:hAnsi="Cambria Math" w:cs="Times New Roman"/>
-              <w:szCs w:val="28"/>
-            </w:rPr>
-            <m:t>y</m:t>
+            <m:t>​y</m:t>
           </m:r>
         </m:oMath>
       </m:oMathPara>
@@ -2253,14 +2215,7 @@
           <w:rFonts w:cs="Times New Roman"/>
           <w:szCs w:val="28"/>
         </w:rPr>
-        <w:t xml:space="preserve"> и п</w:t>
-      </w:r>
-      <w:r>
-        <w:rPr>
-          <w:rFonts w:cs="Times New Roman"/>
-          <w:szCs w:val="28"/>
-        </w:rPr>
-        <w:t>риравняем их к нулю</w:t>
+        <w:t xml:space="preserve"> и приравняем их к нулю</w:t>
       </w:r>
     </w:p>
     <w:p>
@@ -2315,21 +2270,7 @@
               <w:rFonts w:ascii="Cambria Math" w:hAnsi="Cambria Math" w:cs="Times New Roman"/>
               <w:szCs w:val="28"/>
             </w:rPr>
-            <m:t>=0</m:t>
-          </m:r>
-          <m:r>
-            <w:rPr>
-              <w:rFonts w:ascii="Cambria Math" w:hAnsi="Cambria Math" w:cs="Times New Roman"/>
-              <w:szCs w:val="28"/>
-            </w:rPr>
-            <m:t xml:space="preserve">,  </m:t>
-          </m:r>
-          <m:r>
-            <w:rPr>
-              <w:rFonts w:ascii="Cambria Math" w:hAnsi="Cambria Math" w:cs="Times New Roman"/>
-              <w:szCs w:val="28"/>
-            </w:rPr>
-            <m:t>Hy​=4y+8x-</m:t>
+            <m:t>=0,  Hy​=4y+8x-</m:t>
           </m:r>
           <m:f>
             <m:fPr>
@@ -2365,21 +2306,7 @@
               <w:rFonts w:ascii="Cambria Math" w:hAnsi="Cambria Math" w:cs="Times New Roman"/>
               <w:szCs w:val="28"/>
             </w:rPr>
-            <m:t>=0</m:t>
-          </m:r>
-          <m:r>
-            <w:rPr>
-              <w:rFonts w:ascii="Cambria Math" w:hAnsi="Cambria Math" w:cs="Times New Roman"/>
-              <w:szCs w:val="28"/>
-            </w:rPr>
-            <m:t>​</m:t>
-          </m:r>
-          <m:r>
-            <w:rPr>
-              <w:rFonts w:ascii="Cambria Math" w:hAnsi="Cambria Math" w:cs="Times New Roman"/>
-              <w:szCs w:val="28"/>
-            </w:rPr>
-            <m:t>​</m:t>
+            <m:t>=0​​</m:t>
           </m:r>
         </m:oMath>
       </m:oMathPara>
@@ -2482,14 +2409,7 @@
               <w:rFonts w:ascii="Cambria Math" w:hAnsi="Cambria Math" w:cs="Times New Roman"/>
               <w:szCs w:val="28"/>
             </w:rPr>
-            <m:t>=0.5</m:t>
-          </m:r>
-          <m:r>
-            <w:rPr>
-              <w:rFonts w:ascii="Cambria Math" w:hAnsi="Cambria Math" w:cs="Times New Roman"/>
-              <w:szCs w:val="28"/>
-            </w:rPr>
-            <m:t xml:space="preserve">​,  </m:t>
+            <m:t xml:space="preserve">=0.5​,  </m:t>
           </m:r>
           <m:sSup>
             <m:sSupPr>
@@ -2561,14 +2481,7 @@
               <w:rFonts w:ascii="Cambria Math" w:hAnsi="Cambria Math" w:cs="Times New Roman"/>
               <w:szCs w:val="28"/>
             </w:rPr>
-            <m:t>=0.6</m:t>
-          </m:r>
-          <m:r>
-            <w:rPr>
-              <w:rFonts w:ascii="Cambria Math" w:hAnsi="Cambria Math" w:cs="Times New Roman"/>
-              <w:szCs w:val="28"/>
-            </w:rPr>
-            <m:t>​</m:t>
+            <m:t>=0.6​</m:t>
           </m:r>
         </m:oMath>
       </m:oMathPara>
@@ -3049,14 +2962,7 @@
               <w:rFonts w:ascii="Cambria Math" w:hAnsi="Cambria Math" w:cs="Times New Roman"/>
               <w:szCs w:val="28"/>
             </w:rPr>
-            <m:t>=</m:t>
-          </m:r>
-          <m:r>
-            <w:rPr>
-              <w:rFonts w:ascii="Cambria Math" w:hAnsi="Cambria Math" w:cs="Times New Roman"/>
-              <w:szCs w:val="28"/>
-            </w:rPr>
-            <m:t>-</m:t>
+            <m:t>=-</m:t>
           </m:r>
           <m:f>
             <m:fPr>
@@ -3092,21 +2998,7 @@
               <w:rFonts w:ascii="Cambria Math" w:hAnsi="Cambria Math" w:cs="Times New Roman"/>
               <w:szCs w:val="28"/>
             </w:rPr>
-            <m:t>​</m:t>
-          </m:r>
-          <m:r>
-            <w:rPr>
-              <w:rFonts w:ascii="Cambria Math" w:hAnsi="Cambria Math" w:cs="Times New Roman"/>
-              <w:szCs w:val="28"/>
-            </w:rPr>
-            <m:t>=</m:t>
-          </m:r>
-          <m:r>
-            <w:rPr>
-              <w:rFonts w:ascii="Cambria Math" w:hAnsi="Cambria Math" w:cs="Times New Roman"/>
-              <w:szCs w:val="28"/>
-            </w:rPr>
-            <m:t>-2.12</m:t>
+            <m:t>​=-2.12</m:t>
           </m:r>
         </m:oMath>
       </m:oMathPara>
@@ -3125,21 +3017,7 @@
           <w:rFonts w:cs="Times New Roman"/>
           <w:szCs w:val="28"/>
         </w:rPr>
-        <w:t>Ит</w:t>
-      </w:r>
-      <w:r>
-        <w:rPr>
-          <w:rFonts w:cs="Times New Roman"/>
-          <w:szCs w:val="28"/>
-        </w:rPr>
-        <w:t>оговое</w:t>
-      </w:r>
-      <w:r>
-        <w:rPr>
-          <w:rFonts w:cs="Times New Roman"/>
-          <w:szCs w:val="28"/>
-        </w:rPr>
-        <w:t xml:space="preserve"> аналитическое решение:</w:t>
+        <w:t>Итоговое аналитическое решение:</w:t>
       </w:r>
     </w:p>
     <w:p>
@@ -3187,14 +3065,7 @@
               <w:rFonts w:ascii="Cambria Math" w:hAnsi="Cambria Math" w:cs="Times New Roman"/>
               <w:szCs w:val="28"/>
             </w:rPr>
-            <m:t>=</m:t>
-          </m:r>
-          <m:r>
-            <w:rPr>
-              <w:rFonts w:ascii="Cambria Math" w:hAnsi="Cambria Math" w:cs="Times New Roman"/>
-              <w:szCs w:val="28"/>
-            </w:rPr>
-            <m:t xml:space="preserve">0.5,  </m:t>
+            <m:t xml:space="preserve">=0.5,  </m:t>
           </m:r>
           <m:sSup>
             <m:sSupPr>
@@ -3230,21 +3101,21 @@
               <w:rFonts w:ascii="Cambria Math" w:hAnsi="Cambria Math" w:cs="Times New Roman"/>
               <w:szCs w:val="28"/>
             </w:rPr>
-            <m:t>=0.6</m:t>
+            <m:t xml:space="preserve">=0.6,  </m:t>
           </m:r>
           <m:r>
             <w:rPr>
               <w:rFonts w:ascii="Cambria Math" w:hAnsi="Cambria Math" w:cs="Times New Roman"/>
               <w:szCs w:val="28"/>
             </w:rPr>
-            <m:t xml:space="preserve">,  </m:t>
+            <m:t>h=-</m:t>
           </m:r>
           <m:r>
             <w:rPr>
               <w:rFonts w:ascii="Cambria Math" w:hAnsi="Cambria Math" w:cs="Times New Roman"/>
               <w:szCs w:val="28"/>
             </w:rPr>
-            <m:t>h=-2.12</m:t>
+            <m:t>2.12</m:t>
           </m:r>
         </m:oMath>
       </m:oMathPara>
@@ -3298,7 +3169,7 @@
           <w:iCs/>
           <w:szCs w:val="28"/>
         </w:rPr>
-        <w:t>Так как матрица игры квадратная и невырожденная, используем формулы обратной матрицы:</w:t>
+        <w:t>Для численного решения использовалась аппроксимация функции выигрыша на сетке:</w:t>
       </w:r>
     </w:p>
     <w:p>
@@ -3408,14 +3279,7 @@
               <w:rFonts w:ascii="Cambria Math" w:eastAsiaTheme="minorEastAsia" w:hAnsi="Cambria Math" w:cs="Times New Roman"/>
               <w:szCs w:val="28"/>
             </w:rPr>
-            <m:t>​,</m:t>
-          </m:r>
-          <m:r>
-            <w:rPr>
-              <w:rFonts w:ascii="Cambria Math" w:eastAsiaTheme="minorEastAsia" w:hAnsi="Cambria Math" w:cs="Times New Roman"/>
-              <w:szCs w:val="28"/>
-            </w:rPr>
-            <m:t xml:space="preserve">  </m:t>
+            <m:t xml:space="preserve">​,  </m:t>
           </m:r>
           <m:sSubSup>
             <m:sSubSupPr>
@@ -3549,21 +3413,7 @@
               <w:rFonts w:ascii="Cambria Math" w:eastAsiaTheme="minorEastAsia" w:hAnsi="Cambria Math" w:cs="Times New Roman"/>
               <w:szCs w:val="28"/>
             </w:rPr>
-            <m:t>,</m:t>
-          </m:r>
-          <m:r>
-            <w:rPr>
-              <w:rFonts w:ascii="Cambria Math" w:eastAsiaTheme="minorEastAsia" w:hAnsi="Cambria Math" w:cs="Times New Roman"/>
-              <w:szCs w:val="28"/>
-            </w:rPr>
-            <m:t xml:space="preserve">  </m:t>
-          </m:r>
-          <m:r>
-            <w:rPr>
-              <w:rFonts w:ascii="Cambria Math" w:eastAsiaTheme="minorEastAsia" w:hAnsi="Cambria Math" w:cs="Times New Roman"/>
-              <w:szCs w:val="28"/>
-            </w:rPr>
-            <m:t>i,j=0,…,N.</m:t>
+            <m:t>,  i,j=0,…,N.</m:t>
           </m:r>
         </m:oMath>
       </m:oMathPara>
@@ -3730,23 +3580,7 @@
           <w:iCs/>
           <w:szCs w:val="28"/>
         </w:rPr>
-        <w:t xml:space="preserve"> </w:t>
-      </w:r>
-      <w:r>
-        <w:rPr>
-          <w:rFonts w:eastAsiaTheme="minorEastAsia" w:cs="Times New Roman"/>
-          <w:iCs/>
-          <w:szCs w:val="28"/>
-        </w:rPr>
-        <w:t xml:space="preserve">и </w:t>
-      </w:r>
-      <w:r>
-        <w:rPr>
-          <w:rFonts w:eastAsiaTheme="minorEastAsia" w:cs="Times New Roman"/>
-          <w:iCs/>
-          <w:szCs w:val="28"/>
-        </w:rPr>
-        <w:t>H</w:t>
+        <w:t xml:space="preserve"> и H</w:t>
       </w:r>
       <w:r>
         <w:rPr>
@@ -3755,16 +3589,7 @@
           <w:szCs w:val="28"/>
           <w:vertAlign w:val="subscript"/>
         </w:rPr>
-        <w:t>k</w:t>
-      </w:r>
-      <w:r>
-        <w:rPr>
-          <w:rFonts w:eastAsiaTheme="minorEastAsia" w:cs="Times New Roman"/>
-          <w:iCs/>
-          <w:szCs w:val="28"/>
-          <w:vertAlign w:val="subscript"/>
-        </w:rPr>
-        <w:t>-1</w:t>
+        <w:t>k-1</w:t>
       </w:r>
     </w:p>
     <w:p>
@@ -3932,14 +3757,7 @@
           <w:rFonts w:cs="Times New Roman"/>
           <w:szCs w:val="28"/>
         </w:rPr>
-        <w:t>О</w:t>
-      </w:r>
-      <w:r>
-        <w:rPr>
-          <w:rFonts w:cs="Times New Roman"/>
-          <w:szCs w:val="28"/>
-        </w:rPr>
-        <w:t xml:space="preserve">кончательный результат получен на 364-й итерации </w:t>
+        <w:t xml:space="preserve">Окончательный результат получен на 364-й итерации </w:t>
       </w:r>
       <w:r>
         <w:rPr>
@@ -4000,12 +3818,21 @@
           <w:szCs w:val="28"/>
         </w:rPr>
       </w:pPr>
+      <w:proofErr w:type="gramStart"/>
       <w:r>
         <w:rPr>
           <w:rFonts w:cs="Times New Roman"/>
           <w:szCs w:val="28"/>
         </w:rPr>
-        <w:t>По этому д</w:t>
+        <w:t>По этому</w:t>
+      </w:r>
+      <w:proofErr w:type="gramEnd"/>
+      <w:r>
+        <w:rPr>
+          <w:rFonts w:cs="Times New Roman"/>
+          <w:szCs w:val="28"/>
+        </w:rPr>
+        <w:t xml:space="preserve"> д</w:t>
       </w:r>
       <w:r>
         <w:rPr>
@@ -7043,6 +6870,7 @@
       <w:r>
         <w:rPr>
           <w:rFonts w:cs="Times New Roman"/>
+          <w:noProof/>
           <w:szCs w:val="28"/>
         </w:rPr>
         <w:drawing>
@@ -7101,25 +6929,7 @@
           <w:iCs/>
           <w:szCs w:val="28"/>
         </w:rPr>
-        <w:t xml:space="preserve">Рисунок 1 – итерация </w:t>
-      </w:r>
-      <w:r>
-        <w:rPr>
-          <w:rFonts w:cs="Times New Roman"/>
-          <w:i/>
-          <w:iCs/>
-          <w:szCs w:val="28"/>
-        </w:rPr>
-        <w:t>численного решения</w:t>
-      </w:r>
-      <w:r>
-        <w:rPr>
-          <w:rFonts w:cs="Times New Roman"/>
-          <w:i/>
-          <w:iCs/>
-          <w:szCs w:val="28"/>
-        </w:rPr>
-        <w:t xml:space="preserve"> №1</w:t>
+        <w:t>Рисунок 1 – итерация численного решения №1</w:t>
       </w:r>
     </w:p>
     <w:p>
@@ -7135,6 +6945,7 @@
       <w:r>
         <w:rPr>
           <w:rFonts w:cs="Times New Roman"/>
+          <w:noProof/>
           <w:szCs w:val="28"/>
         </w:rPr>
         <w:lastRenderedPageBreak/>
@@ -7237,6 +7048,7 @@
       <w:r>
         <w:rPr>
           <w:rFonts w:cs="Times New Roman"/>
+          <w:noProof/>
           <w:szCs w:val="28"/>
         </w:rPr>
         <w:drawing>
@@ -7338,6 +7150,7 @@
       <w:r>
         <w:rPr>
           <w:rFonts w:cs="Times New Roman"/>
+          <w:noProof/>
           <w:szCs w:val="28"/>
         </w:rPr>
         <w:drawing>
@@ -7439,6 +7252,7 @@
       <w:r>
         <w:rPr>
           <w:rFonts w:cs="Times New Roman"/>
+          <w:noProof/>
           <w:szCs w:val="28"/>
         </w:rPr>
         <w:lastRenderedPageBreak/>
@@ -7541,6 +7355,7 @@
       <w:r>
         <w:rPr>
           <w:rFonts w:cs="Times New Roman"/>
+          <w:noProof/>
           <w:szCs w:val="28"/>
         </w:rPr>
         <w:drawing>
@@ -7642,6 +7457,7 @@
       <w:r>
         <w:rPr>
           <w:rFonts w:cs="Times New Roman"/>
+          <w:noProof/>
           <w:szCs w:val="28"/>
         </w:rPr>
         <w:drawing>
@@ -7743,6 +7559,7 @@
       <w:r>
         <w:rPr>
           <w:rFonts w:cs="Times New Roman"/>
+          <w:noProof/>
           <w:szCs w:val="28"/>
         </w:rPr>
         <w:lastRenderedPageBreak/>
@@ -7845,6 +7662,7 @@
       <w:r>
         <w:rPr>
           <w:rFonts w:cs="Times New Roman"/>
+          <w:noProof/>
           <w:szCs w:val="28"/>
         </w:rPr>
         <w:drawing>
@@ -7946,6 +7764,7 @@
       <w:r>
         <w:rPr>
           <w:rFonts w:cs="Times New Roman"/>
+          <w:noProof/>
           <w:szCs w:val="28"/>
         </w:rPr>
         <w:drawing>
@@ -8463,14 +8282,7 @@
               <w:rFonts w:ascii="Cambria Math" w:hAnsi="Cambria Math" w:cs="Times New Roman"/>
               <w:szCs w:val="28"/>
             </w:rPr>
-            <m:t>=</m:t>
-          </m:r>
-          <m:r>
-            <w:rPr>
-              <w:rFonts w:ascii="Cambria Math" w:hAnsi="Cambria Math" w:cs="Times New Roman"/>
-              <w:szCs w:val="28"/>
-            </w:rPr>
-            <m:t>0.000000</m:t>
+            <m:t>=0.000000</m:t>
           </m:r>
         </m:oMath>
       </m:oMathPara>
@@ -8675,14 +8487,7 @@
               <w:rFonts w:ascii="Cambria Math" w:hAnsi="Cambria Math" w:cs="Times New Roman"/>
               <w:szCs w:val="28"/>
             </w:rPr>
-            <m:t>=</m:t>
-          </m:r>
-          <m:r>
-            <w:rPr>
-              <w:rFonts w:ascii="Cambria Math" w:hAnsi="Cambria Math" w:cs="Times New Roman"/>
-              <w:szCs w:val="28"/>
-            </w:rPr>
-            <m:t xml:space="preserve">0.5,  </m:t>
+            <m:t xml:space="preserve">=0.5,  </m:t>
           </m:r>
           <m:sSup>
             <m:sSupPr>
@@ -8725,7 +8530,14 @@
               <w:rFonts w:ascii="Cambria Math" w:hAnsi="Cambria Math" w:cs="Times New Roman"/>
               <w:szCs w:val="28"/>
             </w:rPr>
-            <m:t>h=-2.12</m:t>
+            <m:t>h=-</m:t>
+          </m:r>
+          <m:r>
+            <w:rPr>
+              <w:rFonts w:ascii="Cambria Math" w:hAnsi="Cambria Math" w:cs="Times New Roman"/>
+              <w:szCs w:val="28"/>
+            </w:rPr>
+            <m:t>2.12</m:t>
           </m:r>
         </m:oMath>
       </m:oMathPara>
@@ -8883,6 +8695,7 @@
           <w:b/>
           <w:bCs/>
           <w:szCs w:val="28"/>
+          <w:lang w:val="en-US"/>
         </w:rPr>
       </w:pPr>
       <w:r>
@@ -8901,6 +8714,7 @@
           <w:b/>
           <w:bCs/>
           <w:szCs w:val="28"/>
+          <w:lang w:val="en-US"/>
         </w:rPr>
         <w:t xml:space="preserve"> (</w:t>
       </w:r>
@@ -8911,7 +8725,7 @@
           <w:bCs/>
           <w:szCs w:val="28"/>
         </w:rPr>
-        <w:t xml:space="preserve">исходный </w:t>
+        <w:t>исходный</w:t>
       </w:r>
       <w:r>
         <w:rPr>
@@ -8919,8 +8733,28 @@
           <w:b/>
           <w:bCs/>
           <w:szCs w:val="28"/>
-        </w:rPr>
-        <w:t>код)</w:t>
+          <w:lang w:val="en-US"/>
+        </w:rPr>
+        <w:t xml:space="preserve"> </w:t>
+      </w:r>
+      <w:r>
+        <w:rPr>
+          <w:rFonts w:cs="Times New Roman"/>
+          <w:b/>
+          <w:bCs/>
+          <w:szCs w:val="28"/>
+        </w:rPr>
+        <w:t>код</w:t>
+      </w:r>
+      <w:r>
+        <w:rPr>
+          <w:rFonts w:cs="Times New Roman"/>
+          <w:b/>
+          <w:bCs/>
+          <w:szCs w:val="28"/>
+          <w:lang w:val="en-US"/>
+        </w:rPr>
+        <w:t>)</w:t>
       </w:r>
     </w:p>
     <w:p>
@@ -8951,6 +8785,7 @@
           <w:color w:val="auto"/>
           <w:sz w:val="16"/>
           <w:szCs w:val="16"/>
+          <w:lang w:val="en-US"/>
         </w:rPr>
       </w:pPr>
       <w:r>
